--- a/DOCX/KINDLE/VOLUME60.docx
+++ b/DOCX/KINDLE/VOLUME60.docx
@@ -5610,7 +5610,7 @@
       <w:r>
         <w:t xml:space="preserve">Jonathan Edwards, "Lectures on the Qualifications for Full Communion in the Church of Christ," 175. Transcription available at: Works of Jonathan Edwards Online, dir. Harry S. Stout &amp; Kenneth P. Minkema, </w:t>
       </w:r>
-      <w:hyperlink w:history="1" r:id="rId65uf1kwavvlrv-fnug1qs">
+      <w:hyperlink w:history="1" r:id="rIdnurxtq8cxef6tgdbojbpx">
         <w:r>
           <w:t xml:space="preserve">http://edwards.yale.edu/archive/documents/page?document_id=13250&amp;search_id=&amp;source_type=edited&amp;pagenumber=186</w:t>
         </w:r>
@@ -5663,7 +5663,7 @@
       <w:r>
         <w:t xml:space="preserve">Jonathan Edwards, "Justification (Miscellany #669)," 7. Transcription available at: Works of Jonathan Edwards Online, dir. Harry S. Stout &amp; Kenneth P. Minkema, </w:t>
       </w:r>
-      <w:hyperlink w:history="1" r:id="rIdjrjwmpasuafofurln0fcv">
+      <w:hyperlink w:history="1" r:id="rIdujlqy9ltr7g7_bj9jjcue">
         <w:r>
           <w:t xml:space="preserve">http://edwards.yale.edu/archive/documents/page?document_id=11636&amp;search_id=3099120&amp;source_type=edited&amp;pagenumber=7</w:t>
         </w:r>
@@ -5684,7 +5684,7 @@
       <w:r>
         <w:t xml:space="preserve">Jonathan Edwards, "Betrayers of Christ," 4. Transcription available at: Works of Jonathan Edwards Online, dir. Harry S. Stout &amp; Kenneth P. Minkema, </w:t>
       </w:r>
-      <w:hyperlink w:history="1" r:id="rIdoowhupuwnlm3czm2_sylo">
+      <w:hyperlink w:history="1" r:id="rIdzbuytlpwqih5bb9p6wjzz">
         <w:r>
           <w:t xml:space="preserve">http://edwards.yale.edu/archive/documents/page?document_id=5762&amp;search_id=&amp;source_type=edited&amp;pagenumber=4</w:t>
         </w:r>
@@ -5753,7 +5753,7 @@
       <w:r>
         <w:t xml:space="preserve">Jonathan Edwards, "Jesus Christ When on Earth Was Used to Affliction," L. 44v. Transcription available at: Works of Jonathan Edwards Online, dir. Harry S. Stout &amp; Kenneth P. Minkema, </w:t>
       </w:r>
-      <w:hyperlink w:history="1" r:id="rIduw_esmxmyqf0pyivmfytr">
+      <w:hyperlink w:history="1" r:id="rIdq_x700bq8xuk5leomu0jn">
         <w:r>
           <w:t xml:space="preserve">http://edwards.yale.edu/archive/documents/page?document_id=6742&amp;search_id=&amp;source_type=edited&amp;pagenumber=79</w:t>
         </w:r>
@@ -5790,7 +5790,7 @@
       <w:r>
         <w:t xml:space="preserve">Jonathan Edwards, "Free Grace, Justification by Faith (Miscellany #682)." Transcription available at: Works of Jonathan Edwards Online, dir. Harry S. Stout &amp; Kenneth P. Minkema, </w:t>
       </w:r>
-      <w:hyperlink w:history="1" r:id="rIdp8345svrool9vy2lgfoat">
+      <w:hyperlink w:history="1" r:id="rIdfpxzvvvecrlttmcbx-ngt">
         <w:r>
           <w:t xml:space="preserve">http://edwards.yale.edu/archive/documents/page?document_id=11681"search_id="source_type=edited"pagenumber=1</w:t>
         </w:r>
@@ -5811,7 +5811,7 @@
       <w:r>
         <w:t xml:space="preserve">Jonathan Edwards, "Visible Church (Miscellany #689)," 5. Transcription available at: Works of Jonathan Edwards Online, dir. Harry S. Stout &amp; Kenneth P. Minkema, </w:t>
       </w:r>
-      <w:hyperlink w:history="1" r:id="rIdwitwjkkjyqamxzuacthim">
+      <w:hyperlink w:history="1" r:id="rIdri_lpcpm6jfqeltluduya">
         <w:r>
           <w:t xml:space="preserve">http://edwards.yale.edu/archive/documents/page?document_id=11702"search_id="source_type=edited"pagenumber=4</w:t>
         </w:r>
